--- a/output/COMBINED_125M/Investment_Memo.docx
+++ b/output/COMBINED_125M/Investment_Memo.docx
@@ -342,7 +342,7 @@
         </w:rPr>
         <w:t>6. The Al Ahly Sabbour agreements and consents</w:t>
         <w:tab/>
-        <w:t>13</w:t>
+        <w:t>12</w:t>
       </w:r>
     </w:p>
     <w:p>
@@ -358,7 +358,7 @@
         </w:rPr>
         <w:t>7. Sponsor and management</w:t>
         <w:tab/>
-        <w:t>13</w:t>
+        <w:t>12</w:t>
       </w:r>
     </w:p>
     <w:p>
@@ -374,7 +374,7 @@
         </w:rPr>
         <w:t>8. Business plan and assumptions</w:t>
         <w:tab/>
-        <w:t>15</w:t>
+        <w:t>14</w:t>
       </w:r>
     </w:p>
     <w:p>
@@ -390,7 +390,7 @@
         </w:rPr>
         <w:t>9. Sales and collections model</w:t>
         <w:tab/>
-        <w:t>16</w:t>
+        <w:t>15</w:t>
       </w:r>
     </w:p>
     <w:p>
@@ -406,7 +406,7 @@
         </w:rPr>
         <w:t>10. Cost model</w:t>
         <w:tab/>
-        <w:t>18</w:t>
+        <w:t>17</w:t>
       </w:r>
     </w:p>
     <w:p>
@@ -422,7 +422,7 @@
         </w:rPr>
         <w:t>11. Funding plan, use of funds and combined cash position</w:t>
         <w:tab/>
-        <w:t>20</w:t>
+        <w:t>19</w:t>
       </w:r>
     </w:p>
     <w:p>
@@ -438,7 +438,7 @@
         </w:rPr>
         <w:t>12. Investment terms</w:t>
         <w:tab/>
-        <w:t>23</w:t>
+        <w:t>22</w:t>
       </w:r>
     </w:p>
     <w:p>
@@ -454,7 +454,7 @@
         </w:rPr>
         <w:t>13. Returns analysis and sensitivities</w:t>
         <w:tab/>
-        <w:t>25</w:t>
+        <w:t>24</w:t>
       </w:r>
     </w:p>
     <w:p>
@@ -470,7 +470,7 @@
         </w:rPr>
         <w:t>14. Security and ranking</w:t>
         <w:tab/>
-        <w:t>30</w:t>
+        <w:t>29</w:t>
       </w:r>
     </w:p>
     <w:p>
@@ -486,7 +486,7 @@
         </w:rPr>
         <w:t>15. Governance and information rights</w:t>
         <w:tab/>
-        <w:t>30</w:t>
+        <w:t>29</w:t>
       </w:r>
     </w:p>
     <w:p>
@@ -502,7 +502,7 @@
         </w:rPr>
         <w:t>16. Exit and liquidity</w:t>
         <w:tab/>
-        <w:t>31</w:t>
+        <w:t>30</w:t>
       </w:r>
     </w:p>
     <w:p>
@@ -518,7 +518,7 @@
         </w:rPr>
         <w:t>17. Risk factors</w:t>
         <w:tab/>
-        <w:t>32</w:t>
+        <w:t>31</w:t>
       </w:r>
     </w:p>
     <w:p>
@@ -534,7 +534,7 @@
         </w:rPr>
         <w:t>18. Tax and legal considerations</w:t>
         <w:tab/>
-        <w:t>33</w:t>
+        <w:t>32</w:t>
       </w:r>
     </w:p>
     <w:p>
@@ -550,7 +550,7 @@
         </w:rPr>
         <w:t>Appendices</w:t>
         <w:tab/>
-        <w:t>34</w:t>
+        <w:t>33</w:t>
       </w:r>
     </w:p>
     <w:p>
@@ -617,7 +617,7 @@
           <w:b w:val="0"/>
           <w:i w:val="0"/>
         </w:rPr>
-        <w:t xml:space="preserve"> EGP 143.75 million (2.3x the ticket) from each project, EGP 287.5 million in total, in 12 equal quarterly instalments per project of EGP 11.98 million after a 24-month grace period (Green Square months 30 to 63; L'avenir months 39 to 72). Projected investor IRR 26.5%, contractual if Jalour pays.</w:t>
+        <w:t xml:space="preserve"> EGP 143.75 million (2.3x the ticket) from each project, EGP 287.5 million in total, in 12 equal quarterly instalments per project of EGP 11.98 million after a 24-month grace period (Green Square months 24 to 57; L'avenir months 27 to 60). Projected investor IRR 26.5%, contractual if Jalour pays.</w:t>
       </w:r>
     </w:p>
     <w:p>
@@ -1000,7 +1000,7 @@
               <w:rPr>
                 <w:sz w:val="19"/>
               </w:rPr>
-              <w:t>Total sales at 80% of units (sales plan)</w:t>
+              <w:t>Total sales in the sales plans</w:t>
             </w:r>
           </w:p>
         </w:tc>
@@ -1175,7 +1175,7 @@
               <w:rPr>
                 <w:sz w:val="19"/>
               </w:rPr>
-              <w:t>215.3</w:t>
+              <w:t>229.9</w:t>
             </w:r>
           </w:p>
         </w:tc>
@@ -1194,7 +1194,7 @@
               <w:rPr>
                 <w:sz w:val="19"/>
               </w:rPr>
-              <w:t>307.5</w:t>
+              <w:t>350.6</w:t>
             </w:r>
           </w:p>
         </w:tc>
@@ -1213,7 +1213,7 @@
               <w:rPr>
                 <w:sz w:val="19"/>
               </w:rPr>
-              <w:t>522.8</w:t>
+              <w:t>580.5</w:t>
             </w:r>
           </w:p>
         </w:tc>
@@ -1253,7 +1253,7 @@
               <w:rPr>
                 <w:sz w:val="19"/>
               </w:rPr>
-              <w:t>48</w:t>
+              <w:t>42</w:t>
             </w:r>
           </w:p>
         </w:tc>
@@ -1271,7 +1271,7 @@
               <w:rPr>
                 <w:sz w:val="19"/>
               </w:rPr>
-              <w:t>54</w:t>
+              <w:t>42</w:t>
             </w:r>
           </w:p>
         </w:tc>
@@ -1524,7 +1524,7 @@
           <w:b w:val="0"/>
           <w:i w:val="0"/>
         </w:rPr>
-        <w:t xml:space="preserve"> The combined base-case position is lowest at EGP 168.0 million in month 15 and positive from month 30, but in the stress cases both projects are short at the same time: the combined peak is EGP 318 million if delivery payments arrive at handover and EGP 1,089 million in the downside. One project's cash cannot be assumed to fund the other.</w:t>
+        <w:t xml:space="preserve"> The combined base-case position is lowest at EGP 168.0 million in month 9 and positive from month 24 (common calendar: month 1 is the Green Square launch; L'avenir launches in month 7), but in the stress cases both projects are short at the same time: the combined peak is EGP 318 million if delivery payments arrive at handover and EGP 1,089 million in the downside. One project's cash cannot be assumed to fund the other.</w:t>
       </w:r>
     </w:p>
     <w:p>
@@ -2338,7 +2338,7 @@
               <w:rPr>
                 <w:sz w:val="19"/>
               </w:rPr>
-              <w:t>Project funding peaks at EGP 102.5 million and EGP 102.0 million in the base case, in different months; the projects generate EGP 971 million of net cash flow before the value of retained units.</w:t>
+              <w:t>Project funding peaks at EGP 102.5 million and EGP 102.0 million in the base case, in different months; the projects generate EGP 971 million of net cash flow.</w:t>
             </w:r>
           </w:p>
         </w:tc>
@@ -2405,15 +2405,6 @@
       <w:pPr>
         <w:spacing w:after="80"/>
       </w:pPr>
-    </w:p>
-    <w:p>
-      <w:r>
-        <w:rPr>
-          <w:b w:val="0"/>
-          <w:i w:val="0"/>
-        </w:rPr>
-        <w:t>Jalour retains 20% of the units in each project. They sit outside the sales plans, outside the cash flows shown here, and outside this offering.</w:t>
-      </w:r>
     </w:p>
     <w:p>
       <w:pPr>
@@ -3666,7 +3657,7 @@
           <w:b w:val="0"/>
           <w:i w:val="0"/>
         </w:rPr>
-        <w:t>The delivery list is the last list price in each plan and is unchanged to handover. Measured from launch, the blended rise is 43% in Green Square and 48% in L'avenir (weighted by the launch tranches), against the 40% to 60% range Jalour expects. Measured from today's office asking prices, the delivery lists are +77% and +112%, or about 15% and 18% a year if the model timeline starts in December 2026.</w:t>
+        <w:t>The delivery list is the last list price in each plan and is unchanged to handover. Measured from launch, the blended rise is 43% in Green Square and 48% in L'avenir (weighted by the launch tranches), against the 40% to 60% range Jalour expects. Measured from today's office asking prices, the delivery lists are +77% and +112%, or about 15% and 18% a year measured from today (assumed to be December 2026).</w:t>
       </w:r>
     </w:p>
     <w:p>
@@ -4180,7 +4171,7 @@
               <w:rPr>
                 <w:sz w:val="19"/>
               </w:rPr>
-              <w:t>Project month 7</w:t>
+              <w:t>Project month 1</w:t>
             </w:r>
           </w:p>
         </w:tc>
@@ -4220,7 +4211,7 @@
               <w:rPr>
                 <w:sz w:val="19"/>
               </w:rPr>
-              <w:t>Months 13 to 48 (36 months)</w:t>
+              <w:t>Months 7 to 42 (36 months)</w:t>
             </w:r>
           </w:p>
         </w:tc>
@@ -4262,47 +4253,7 @@
               <w:rPr>
                 <w:sz w:val="19"/>
               </w:rPr>
-              <w:t>Project month 48</w:t>
-            </w:r>
-          </w:p>
-        </w:tc>
-      </w:tr>
-      <w:tr>
-        <w:trPr>
-          <w:cantSplit/>
-        </w:trPr>
-        <w:tc>
-          <w:tcPr>
-            <w:tcW w:type="dxa" w:w="3402"/>
-          </w:tcPr>
-          <w:p>
-            <w:pPr>
-              <w:spacing w:after="0" w:line="240" w:lineRule="auto"/>
-            </w:pPr>
-            <w:r/>
-            <w:r>
-              <w:rPr>
-                <w:b/>
-                <w:sz w:val="19"/>
-              </w:rPr>
-              <w:t>Retained by Jalour</w:t>
-            </w:r>
-          </w:p>
-        </w:tc>
-        <w:tc>
-          <w:tcPr>
-            <w:tcW w:type="dxa" w:w="5839"/>
-          </w:tcPr>
-          <w:p>
-            <w:pPr>
-              <w:spacing w:after="0" w:line="240" w:lineRule="auto"/>
-            </w:pPr>
-            <w:r/>
-            <w:r>
-              <w:rPr>
-                <w:sz w:val="19"/>
-              </w:rPr>
-              <w:t>20% of units (not offered, not in the cash flows)</w:t>
+              <w:t>Project month 42</w:t>
             </w:r>
           </w:p>
         </w:tc>
@@ -4738,7 +4689,7 @@
               <w:rPr>
                 <w:sz w:val="19"/>
               </w:rPr>
-              <w:t>Project month 13</w:t>
+              <w:t>Project month 1</w:t>
             </w:r>
           </w:p>
         </w:tc>
@@ -4778,7 +4729,7 @@
               <w:rPr>
                 <w:sz w:val="19"/>
               </w:rPr>
-              <w:t>Months 19 to 54 (36 months)</w:t>
+              <w:t>Months 7 to 42 (36 months)</w:t>
             </w:r>
           </w:p>
         </w:tc>
@@ -4820,47 +4771,7 @@
               <w:rPr>
                 <w:sz w:val="19"/>
               </w:rPr>
-              <w:t>Project month 54</w:t>
-            </w:r>
-          </w:p>
-        </w:tc>
-      </w:tr>
-      <w:tr>
-        <w:trPr>
-          <w:cantSplit/>
-        </w:trPr>
-        <w:tc>
-          <w:tcPr>
-            <w:tcW w:type="dxa" w:w="3402"/>
-          </w:tcPr>
-          <w:p>
-            <w:pPr>
-              <w:spacing w:after="0" w:line="240" w:lineRule="auto"/>
-            </w:pPr>
-            <w:r/>
-            <w:r>
-              <w:rPr>
-                <w:b/>
-                <w:sz w:val="19"/>
-              </w:rPr>
-              <w:t>Retained by Jalour</w:t>
-            </w:r>
-          </w:p>
-        </w:tc>
-        <w:tc>
-          <w:tcPr>
-            <w:tcW w:type="dxa" w:w="5839"/>
-          </w:tcPr>
-          <w:p>
-            <w:pPr>
-              <w:spacing w:after="0" w:line="240" w:lineRule="auto"/>
-            </w:pPr>
-            <w:r/>
-            <w:r>
-              <w:rPr>
-                <w:sz w:val="19"/>
-              </w:rPr>
-              <w:t>20% of units (not offered, not in the cash flows)</w:t>
+              <w:t>Project month 42</w:t>
             </w:r>
           </w:p>
         </w:tc>
@@ -5399,7 +5310,7 @@
               <w:rPr>
                 <w:sz w:val="19"/>
               </w:rPr>
-              <w:t>Month 48</w:t>
+              <w:t>Month 42</w:t>
             </w:r>
           </w:p>
         </w:tc>
@@ -5416,7 +5327,7 @@
               <w:rPr>
                 <w:sz w:val="19"/>
               </w:rPr>
-              <w:t>Month 54</w:t>
+              <w:t>Month 42</w:t>
             </w:r>
           </w:p>
         </w:tc>
@@ -6020,7 +5931,7 @@
           <w:b w:val="0"/>
           <w:i w:val="0"/>
         </w:rPr>
-        <w:t>In the plans the landlord receives EGP 986 million (Green Square) and EGP 1,170 million (L'avenir), equal to 35% of the value of all units at modelled prices, including the 20% retained by Jalour. Jalour pays the landlord share on the retained units in cash and keeps those units.</w:t>
+        <w:t>In the plans the landlord receives EGP 986 million (Green Square) and EGP 1,170 million (L'avenir), calculated on the full project sales value (EGP 2,816 million and EGP 3,342 million) at modelled prices.</w:t>
       </w:r>
     </w:p>
     <w:p>
@@ -6665,7 +6576,7 @@
               <w:rPr>
                 <w:sz w:val="17"/>
               </w:rPr>
-              <w:t>80% sold; 20% retained</w:t>
+              <w:t>EGP 2,253 million over the sales window</w:t>
             </w:r>
           </w:p>
         </w:tc>
@@ -6683,7 +6594,7 @@
               <w:rPr>
                 <w:sz w:val="17"/>
               </w:rPr>
-              <w:t>80% sold; 20% retained</w:t>
+              <w:t>EGP 2,674 million over the sales window</w:t>
             </w:r>
           </w:p>
         </w:tc>
@@ -6740,7 +6651,7 @@
               <w:rPr>
                 <w:sz w:val="17"/>
               </w:rPr>
-              <w:t>Months 7 to 36</w:t>
+              <w:t>Months 1 to 30</w:t>
             </w:r>
           </w:p>
         </w:tc>
@@ -6757,7 +6668,7 @@
               <w:rPr>
                 <w:sz w:val="17"/>
               </w:rPr>
-              <w:t>Months 13 to 48</w:t>
+              <w:t>Months 1 to 36</w:t>
             </w:r>
           </w:p>
         </w:tc>
@@ -7318,7 +7229,7 @@
           <w:b w:val="0"/>
           <w:i w:val="0"/>
         </w:rPr>
-        <w:t>The model is quarterly, in EGP million. Net cash flow equals collections less landlord payments, construction, commission and SG&amp;A. It excludes the retained units, any financing costs and taxes, and any cost escalation.</w:t>
+        <w:t>The model is quarterly, in EGP million. Net cash flow equals collections less landlord payments, construction, commission and SG&amp;A. It excludes any financing costs and taxes, and any cost escalation.</w:t>
       </w:r>
     </w:p>
     <w:p>
@@ -7349,7 +7260,7 @@
           <w:color w:val="17324D"/>
           <w:sz w:val="19"/>
         </w:rPr>
-        <w:t>Table 12: Green Square: sales plan by tranche (80% of units)</w:t>
+        <w:t>Table 12: Green Square: sales plan by tranche</w:t>
       </w:r>
     </w:p>
     <w:tbl>
@@ -7507,7 +7418,7 @@
               <w:rPr>
                 <w:sz w:val="17"/>
               </w:rPr>
-              <w:t>Month 9</w:t>
+              <w:t>Month 3</w:t>
             </w:r>
           </w:p>
         </w:tc>
@@ -7602,7 +7513,7 @@
               <w:rPr>
                 <w:sz w:val="17"/>
               </w:rPr>
-              <w:t>Month 12</w:t>
+              <w:t>Month 6</w:t>
             </w:r>
           </w:p>
         </w:tc>
@@ -7700,7 +7611,7 @@
               <w:rPr>
                 <w:sz w:val="17"/>
               </w:rPr>
-              <w:t>Month 15</w:t>
+              <w:t>Month 9</w:t>
             </w:r>
           </w:p>
         </w:tc>
@@ -7795,7 +7706,7 @@
               <w:rPr>
                 <w:sz w:val="17"/>
               </w:rPr>
-              <w:t>Month 18</w:t>
+              <w:t>Month 12</w:t>
             </w:r>
           </w:p>
         </w:tc>
@@ -7893,7 +7804,7 @@
               <w:rPr>
                 <w:sz w:val="17"/>
               </w:rPr>
-              <w:t>Month 21</w:t>
+              <w:t>Month 15</w:t>
             </w:r>
           </w:p>
         </w:tc>
@@ -7988,7 +7899,7 @@
               <w:rPr>
                 <w:sz w:val="17"/>
               </w:rPr>
-              <w:t>Month 24</w:t>
+              <w:t>Month 18</w:t>
             </w:r>
           </w:p>
         </w:tc>
@@ -8086,7 +7997,7 @@
               <w:rPr>
                 <w:sz w:val="17"/>
               </w:rPr>
-              <w:t>Month 27</w:t>
+              <w:t>Month 21</w:t>
             </w:r>
           </w:p>
         </w:tc>
@@ -8181,7 +8092,7 @@
               <w:rPr>
                 <w:sz w:val="17"/>
               </w:rPr>
-              <w:t>Month 30</w:t>
+              <w:t>Month 24</w:t>
             </w:r>
           </w:p>
         </w:tc>
@@ -8279,7 +8190,7 @@
               <w:rPr>
                 <w:sz w:val="17"/>
               </w:rPr>
-              <w:t>Month 33</w:t>
+              <w:t>Month 27</w:t>
             </w:r>
           </w:p>
         </w:tc>
@@ -8374,7 +8285,7 @@
               <w:rPr>
                 <w:sz w:val="17"/>
               </w:rPr>
-              <w:t>Month 36</w:t>
+              <w:t>Month 30</w:t>
             </w:r>
           </w:p>
         </w:tc>
@@ -8564,7 +8475,7 @@
           <w:b w:val="0"/>
           <w:i w:val="0"/>
         </w:rPr>
-        <w:t>Total sales at 100% of units are EGP 2,816 million at modelled prices; the plan sells 80%, EGP 2,253 million. The first two tranches (months 9 and 12) carry the launch list and total EGP 606 million; Option A units come from these.</w:t>
+        <w:t>The sales plan totals EGP 2,253 million at modelled prices; the landlord share is calculated on the full project sales value of EGP 2,816 million. The first two tranches (months 3 and 6) carry the launch list and total EGP 606 million; Option A units come from these.</w:t>
       </w:r>
     </w:p>
     <w:p>
@@ -8758,7 +8669,7 @@
               <w:rPr>
                 <w:sz w:val="17"/>
               </w:rPr>
-              <w:t>Year 1</w:t>
+              <w:t>Year 0</w:t>
             </w:r>
           </w:p>
         </w:tc>
@@ -8776,7 +8687,7 @@
               <w:rPr>
                 <w:sz w:val="17"/>
               </w:rPr>
-              <w:t>45.4</w:t>
+              <w:t>0.0</w:t>
             </w:r>
           </w:p>
         </w:tc>
@@ -8794,7 +8705,7 @@
               <w:rPr>
                 <w:sz w:val="17"/>
               </w:rPr>
-              <w:t>-125.0</w:t>
+              <w:t>-102.5</w:t>
             </w:r>
           </w:p>
         </w:tc>
@@ -8812,7 +8723,7 @@
               <w:rPr>
                 <w:sz w:val="17"/>
               </w:rPr>
-              <w:t>-0.0</w:t>
+              <w:t>0.0</w:t>
             </w:r>
           </w:p>
         </w:tc>
@@ -8830,7 +8741,7 @@
               <w:rPr>
                 <w:sz w:val="17"/>
               </w:rPr>
-              <w:t>-79.6</w:t>
+              <w:t>-102.5</w:t>
             </w:r>
           </w:p>
         </w:tc>
@@ -8848,7 +8759,7 @@
               <w:rPr>
                 <w:sz w:val="17"/>
               </w:rPr>
-              <w:t>-79.6</w:t>
+              <w:t>-102.5</w:t>
             </w:r>
           </w:p>
         </w:tc>
@@ -8871,7 +8782,7 @@
               <w:rPr>
                 <w:sz w:val="17"/>
               </w:rPr>
-              <w:t>Year 2</w:t>
+              <w:t>Year 1</w:t>
             </w:r>
           </w:p>
         </w:tc>
@@ -8890,7 +8801,7 @@
               <w:rPr>
                 <w:sz w:val="17"/>
               </w:rPr>
-              <w:t>235.1</w:t>
+              <w:t>154.7</w:t>
             </w:r>
           </w:p>
         </w:tc>
@@ -8909,7 +8820,7 @@
               <w:rPr>
                 <w:sz w:val="17"/>
               </w:rPr>
-              <w:t>-90.0</w:t>
+              <w:t>-67.5</w:t>
             </w:r>
           </w:p>
         </w:tc>
@@ -8928,7 +8839,7 @@
               <w:rPr>
                 <w:sz w:val="17"/>
               </w:rPr>
-              <w:t>-153.9</w:t>
+              <w:t>-53.4</w:t>
             </w:r>
           </w:p>
         </w:tc>
@@ -8947,7 +8858,7 @@
               <w:rPr>
                 <w:sz w:val="17"/>
               </w:rPr>
-              <w:t>-8.8</w:t>
+              <w:t>33.8</w:t>
             </w:r>
           </w:p>
         </w:tc>
@@ -8966,7 +8877,7 @@
               <w:rPr>
                 <w:sz w:val="17"/>
               </w:rPr>
-              <w:t>-88.4</w:t>
+              <w:t>-68.7</w:t>
             </w:r>
           </w:p>
         </w:tc>
@@ -8988,7 +8899,7 @@
               <w:rPr>
                 <w:sz w:val="17"/>
               </w:rPr>
-              <w:t>Year 3</w:t>
+              <w:t>Year 2</w:t>
             </w:r>
           </w:p>
         </w:tc>
@@ -9006,7 +8917,7 @@
               <w:rPr>
                 <w:sz w:val="17"/>
               </w:rPr>
-              <w:t>937.7</w:t>
+              <w:t>701.4</w:t>
             </w:r>
           </w:p>
         </w:tc>
@@ -9024,7 +8935,7 @@
               <w:rPr>
                 <w:sz w:val="17"/>
               </w:rPr>
-              <w:t>-135.0</w:t>
+              <w:t>-112.5</w:t>
             </w:r>
           </w:p>
         </w:tc>
@@ -9042,7 +8953,7 @@
               <w:rPr>
                 <w:sz w:val="17"/>
               </w:rPr>
-              <w:t>-105.9</w:t>
+              <w:t>-180.3</w:t>
             </w:r>
           </w:p>
         </w:tc>
@@ -9060,7 +8971,7 @@
               <w:rPr>
                 <w:sz w:val="17"/>
               </w:rPr>
-              <w:t>696.8</w:t>
+              <w:t>408.6</w:t>
             </w:r>
           </w:p>
         </w:tc>
@@ -9078,7 +8989,7 @@
               <w:rPr>
                 <w:sz w:val="17"/>
               </w:rPr>
-              <w:t>608.4</w:t>
+              <w:t>339.9</w:t>
             </w:r>
           </w:p>
         </w:tc>
@@ -9101,7 +9012,7 @@
               <w:rPr>
                 <w:sz w:val="17"/>
               </w:rPr>
-              <w:t>Year 4</w:t>
+              <w:t>Year 3</w:t>
             </w:r>
           </w:p>
         </w:tc>
@@ -9120,7 +9031,7 @@
               <w:rPr>
                 <w:sz w:val="17"/>
               </w:rPr>
-              <w:t>308.0</w:t>
+              <w:t>530.7</w:t>
             </w:r>
           </w:p>
         </w:tc>
@@ -9139,7 +9050,7 @@
               <w:rPr>
                 <w:sz w:val="17"/>
               </w:rPr>
-              <w:t>-180.0</w:t>
+              <w:t>-157.5</w:t>
             </w:r>
           </w:p>
         </w:tc>
@@ -9158,7 +9069,7 @@
               <w:rPr>
                 <w:sz w:val="17"/>
               </w:rPr>
-              <w:t>-632.0</w:t>
+              <w:t>-319.1</w:t>
             </w:r>
           </w:p>
         </w:tc>
@@ -9177,7 +9088,7 @@
               <w:rPr>
                 <w:sz w:val="17"/>
               </w:rPr>
-              <w:t>-504.1</w:t>
+              <w:t>54.2</w:t>
             </w:r>
           </w:p>
         </w:tc>
@@ -9196,7 +9107,7 @@
               <w:rPr>
                 <w:sz w:val="17"/>
               </w:rPr>
-              <w:t>104.3</w:t>
+              <w:t>394.0</w:t>
             </w:r>
           </w:p>
         </w:tc>
@@ -9218,7 +9129,7 @@
               <w:rPr>
                 <w:sz w:val="17"/>
               </w:rPr>
-              <w:t>Year 5</w:t>
+              <w:t>Year 4</w:t>
             </w:r>
           </w:p>
         </w:tc>
@@ -9236,7 +9147,7 @@
               <w:rPr>
                 <w:sz w:val="17"/>
               </w:rPr>
-              <w:t>224.0</w:t>
+              <w:t>260.3</w:t>
             </w:r>
           </w:p>
         </w:tc>
@@ -9272,7 +9183,7 @@
               <w:rPr>
                 <w:sz w:val="17"/>
               </w:rPr>
-              <w:t>-0.0</w:t>
+              <w:t>-339.1</w:t>
             </w:r>
           </w:p>
         </w:tc>
@@ -9290,7 +9201,7 @@
               <w:rPr>
                 <w:sz w:val="17"/>
               </w:rPr>
-              <w:t>44.0</w:t>
+              <w:t>-258.8</w:t>
             </w:r>
           </w:p>
         </w:tc>
@@ -9308,7 +9219,7 @@
               <w:rPr>
                 <w:sz w:val="17"/>
               </w:rPr>
-              <w:t>148.4</w:t>
+              <w:t>135.3</w:t>
             </w:r>
           </w:p>
         </w:tc>
@@ -9331,7 +9242,7 @@
               <w:rPr>
                 <w:sz w:val="17"/>
               </w:rPr>
-              <w:t>Year 6</w:t>
+              <w:t>Year 5</w:t>
             </w:r>
           </w:p>
         </w:tc>
@@ -9350,7 +9261,7 @@
               <w:rPr>
                 <w:sz w:val="17"/>
               </w:rPr>
-              <w:t>175.7</w:t>
+              <w:t>194.6</w:t>
             </w:r>
           </w:p>
         </w:tc>
@@ -9369,7 +9280,7 @@
               <w:rPr>
                 <w:sz w:val="17"/>
               </w:rPr>
-              <w:t>-90.0</w:t>
+              <w:t>-135.0</w:t>
             </w:r>
           </w:p>
         </w:tc>
@@ -9388,7 +9299,7 @@
               <w:rPr>
                 <w:sz w:val="17"/>
               </w:rPr>
-              <w:t>-0.0</w:t>
+              <w:t>0.0</w:t>
             </w:r>
           </w:p>
         </w:tc>
@@ -9407,7 +9318,7 @@
               <w:rPr>
                 <w:sz w:val="17"/>
               </w:rPr>
-              <w:t>85.7</w:t>
+              <w:t>59.6</w:t>
             </w:r>
           </w:p>
         </w:tc>
@@ -9426,7 +9337,7 @@
               <w:rPr>
                 <w:sz w:val="17"/>
               </w:rPr>
-              <w:t>234.1</w:t>
+              <w:t>194.9</w:t>
             </w:r>
           </w:p>
         </w:tc>
@@ -9448,7 +9359,7 @@
               <w:rPr>
                 <w:sz w:val="17"/>
               </w:rPr>
-              <w:t>Year 7</w:t>
+              <w:t>Year 6</w:t>
             </w:r>
           </w:p>
         </w:tc>
@@ -9466,7 +9377,7 @@
               <w:rPr>
                 <w:sz w:val="17"/>
               </w:rPr>
-              <w:t>123.9</w:t>
+              <w:t>153.6</w:t>
             </w:r>
           </w:p>
         </w:tc>
@@ -9484,7 +9395,7 @@
               <w:rPr>
                 <w:sz w:val="17"/>
               </w:rPr>
-              <w:t>-0.0</w:t>
+              <w:t>-45.0</w:t>
             </w:r>
           </w:p>
         </w:tc>
@@ -9502,7 +9413,7 @@
               <w:rPr>
                 <w:sz w:val="17"/>
               </w:rPr>
-              <w:t>-0.0</w:t>
+              <w:t>0.0</w:t>
             </w:r>
           </w:p>
         </w:tc>
@@ -9520,7 +9431,7 @@
               <w:rPr>
                 <w:sz w:val="17"/>
               </w:rPr>
-              <w:t>123.9</w:t>
+              <w:t>108.6</w:t>
             </w:r>
           </w:p>
         </w:tc>
@@ -9538,7 +9449,7 @@
               <w:rPr>
                 <w:sz w:val="17"/>
               </w:rPr>
-              <w:t>357.9</w:t>
+              <w:t>303.4</w:t>
             </w:r>
           </w:p>
         </w:tc>
@@ -9561,7 +9472,7 @@
               <w:rPr>
                 <w:sz w:val="17"/>
               </w:rPr>
-              <w:t>Year 8</w:t>
+              <w:t>Year 7</w:t>
             </w:r>
           </w:p>
         </w:tc>
@@ -9580,7 +9491,7 @@
               <w:rPr>
                 <w:sz w:val="17"/>
               </w:rPr>
-              <w:t>100.4</w:t>
+              <w:t>104.7</w:t>
             </w:r>
           </w:p>
         </w:tc>
@@ -9599,7 +9510,7 @@
               <w:rPr>
                 <w:sz w:val="17"/>
               </w:rPr>
-              <w:t>-140.7</w:t>
+              <w:t>-118.7</w:t>
             </w:r>
           </w:p>
         </w:tc>
@@ -9618,7 +9529,7 @@
               <w:rPr>
                 <w:sz w:val="17"/>
               </w:rPr>
-              <w:t>-0.0</w:t>
+              <w:t>0.0</w:t>
             </w:r>
           </w:p>
         </w:tc>
@@ -9637,7 +9548,7 @@
               <w:rPr>
                 <w:sz w:val="17"/>
               </w:rPr>
-              <w:t>-40.3</w:t>
+              <w:t>-14.0</w:t>
             </w:r>
           </w:p>
         </w:tc>
@@ -9656,7 +9567,7 @@
               <w:rPr>
                 <w:sz w:val="17"/>
               </w:rPr>
-              <w:t>317.6</w:t>
+              <w:t>289.4</w:t>
             </w:r>
           </w:p>
         </w:tc>
@@ -9678,7 +9589,7 @@
               <w:rPr>
                 <w:sz w:val="17"/>
               </w:rPr>
-              <w:t>Year 9</w:t>
+              <w:t>Year 8</w:t>
             </w:r>
           </w:p>
         </w:tc>
@@ -9696,7 +9607,7 @@
               <w:rPr>
                 <w:sz w:val="17"/>
               </w:rPr>
-              <w:t>89.6</w:t>
+              <w:t>98.2</w:t>
             </w:r>
           </w:p>
         </w:tc>
@@ -9714,7 +9625,7 @@
               <w:rPr>
                 <w:sz w:val="17"/>
               </w:rPr>
-              <w:t>-39.2</w:t>
+              <w:t>-43.0</w:t>
             </w:r>
           </w:p>
         </w:tc>
@@ -9732,7 +9643,7 @@
               <w:rPr>
                 <w:sz w:val="17"/>
               </w:rPr>
-              <w:t>-0.0</w:t>
+              <w:t>0.0</w:t>
             </w:r>
           </w:p>
         </w:tc>
@@ -9750,7 +9661,7 @@
               <w:rPr>
                 <w:sz w:val="17"/>
               </w:rPr>
-              <w:t>50.4</w:t>
+              <w:t>55.2</w:t>
             </w:r>
           </w:p>
         </w:tc>
@@ -9768,7 +9679,7 @@
               <w:rPr>
                 <w:sz w:val="17"/>
               </w:rPr>
-              <w:t>368.0</w:t>
+              <w:t>344.6</w:t>
             </w:r>
           </w:p>
         </w:tc>
@@ -9791,7 +9702,7 @@
               <w:rPr>
                 <w:sz w:val="17"/>
               </w:rPr>
-              <w:t>Year 10</w:t>
+              <w:t>Year 9</w:t>
             </w:r>
           </w:p>
         </w:tc>
@@ -9810,7 +9721,7 @@
               <w:rPr>
                 <w:sz w:val="17"/>
               </w:rPr>
-              <w:t>13.2</w:t>
+              <w:t>54.8</w:t>
             </w:r>
           </w:p>
         </w:tc>
@@ -9829,7 +9740,7 @@
               <w:rPr>
                 <w:sz w:val="17"/>
               </w:rPr>
-              <w:t>-5.8</w:t>
+              <w:t>-24.0</w:t>
             </w:r>
           </w:p>
         </w:tc>
@@ -9848,7 +9759,7 @@
               <w:rPr>
                 <w:sz w:val="17"/>
               </w:rPr>
-              <w:t>-0.0</w:t>
+              <w:t>0.0</w:t>
             </w:r>
           </w:p>
         </w:tc>
@@ -9867,7 +9778,7 @@
               <w:rPr>
                 <w:sz w:val="17"/>
               </w:rPr>
-              <w:t>7.4</w:t>
+              <w:t>30.8</w:t>
             </w:r>
           </w:p>
         </w:tc>
@@ -9908,7 +9819,7 @@
               <w:rPr>
                 <w:sz w:val="17"/>
               </w:rPr>
-              <w:t>Year 11</w:t>
+              <w:t>Year 10</w:t>
             </w:r>
           </w:p>
         </w:tc>
@@ -9944,7 +9855,7 @@
               <w:rPr>
                 <w:sz w:val="17"/>
               </w:rPr>
-              <w:t>-0.0</w:t>
+              <w:t>0.0</w:t>
             </w:r>
           </w:p>
         </w:tc>
@@ -9962,7 +9873,7 @@
               <w:rPr>
                 <w:sz w:val="17"/>
               </w:rPr>
-              <w:t>-0.0</w:t>
+              <w:t>0.0</w:t>
             </w:r>
           </w:p>
         </w:tc>
@@ -10212,7 +10123,7 @@
           <w:color w:val="17324D"/>
           <w:sz w:val="19"/>
         </w:rPr>
-        <w:t>Table 14: L'avenir: sales plan by tranche (80% of units)</w:t>
+        <w:t>Table 14: L'avenir: sales plan by tranche</w:t>
       </w:r>
     </w:p>
     <w:tbl>
@@ -10370,7 +10281,7 @@
               <w:rPr>
                 <w:sz w:val="17"/>
               </w:rPr>
-              <w:t>Month 15</w:t>
+              <w:t>Month 3</w:t>
             </w:r>
           </w:p>
         </w:tc>
@@ -10465,7 +10376,7 @@
               <w:rPr>
                 <w:sz w:val="17"/>
               </w:rPr>
-              <w:t>Month 18</w:t>
+              <w:t>Month 6</w:t>
             </w:r>
           </w:p>
         </w:tc>
@@ -10563,7 +10474,7 @@
               <w:rPr>
                 <w:sz w:val="17"/>
               </w:rPr>
-              <w:t>Month 21</w:t>
+              <w:t>Month 9</w:t>
             </w:r>
           </w:p>
         </w:tc>
@@ -10658,7 +10569,7 @@
               <w:rPr>
                 <w:sz w:val="17"/>
               </w:rPr>
-              <w:t>Month 24</w:t>
+              <w:t>Month 12</w:t>
             </w:r>
           </w:p>
         </w:tc>
@@ -10756,7 +10667,7 @@
               <w:rPr>
                 <w:sz w:val="17"/>
               </w:rPr>
-              <w:t>Month 27</w:t>
+              <w:t>Month 15</w:t>
             </w:r>
           </w:p>
         </w:tc>
@@ -10851,7 +10762,7 @@
               <w:rPr>
                 <w:sz w:val="17"/>
               </w:rPr>
-              <w:t>Month 30</w:t>
+              <w:t>Month 18</w:t>
             </w:r>
           </w:p>
         </w:tc>
@@ -10949,7 +10860,7 @@
               <w:rPr>
                 <w:sz w:val="17"/>
               </w:rPr>
-              <w:t>Month 33</w:t>
+              <w:t>Month 21</w:t>
             </w:r>
           </w:p>
         </w:tc>
@@ -11044,7 +10955,7 @@
               <w:rPr>
                 <w:sz w:val="17"/>
               </w:rPr>
-              <w:t>Month 36</w:t>
+              <w:t>Month 24</w:t>
             </w:r>
           </w:p>
         </w:tc>
@@ -11142,7 +11053,7 @@
               <w:rPr>
                 <w:sz w:val="17"/>
               </w:rPr>
-              <w:t>Month 39</w:t>
+              <w:t>Month 27</w:t>
             </w:r>
           </w:p>
         </w:tc>
@@ -11237,7 +11148,7 @@
               <w:rPr>
                 <w:sz w:val="17"/>
               </w:rPr>
-              <w:t>Month 42</w:t>
+              <w:t>Month 30</w:t>
             </w:r>
           </w:p>
         </w:tc>
@@ -11335,7 +11246,7 @@
               <w:rPr>
                 <w:sz w:val="17"/>
               </w:rPr>
-              <w:t>Month 45</w:t>
+              <w:t>Month 33</w:t>
             </w:r>
           </w:p>
         </w:tc>
@@ -11430,7 +11341,7 @@
               <w:rPr>
                 <w:sz w:val="17"/>
               </w:rPr>
-              <w:t>Month 48</w:t>
+              <w:t>Month 36</w:t>
             </w:r>
           </w:p>
         </w:tc>
@@ -11620,7 +11531,7 @@
           <w:b w:val="0"/>
           <w:i w:val="0"/>
         </w:rPr>
-        <w:t>Total sales at 100% of units are EGP 3,342 million at modelled prices; the plan sells 80%, EGP 2,674 million. The first two tranches (months 15 and 18) carry the launch list and total EGP 725 million; Option A units come from these.</w:t>
+        <w:t>The sales plan totals EGP 2,674 million at modelled prices; the landlord share is calculated on the full project sales value of EGP 3,342 million. The first two tranches (months 3 and 6) carry the launch list and total EGP 725 million; Option A units come from these.</w:t>
       </w:r>
     </w:p>
     <w:p>
@@ -11814,7 +11725,7 @@
               <w:rPr>
                 <w:sz w:val="17"/>
               </w:rPr>
-              <w:t>Year 1</w:t>
+              <w:t>Year 0</w:t>
             </w:r>
           </w:p>
         </w:tc>
@@ -11868,7 +11779,7 @@
               <w:rPr>
                 <w:sz w:val="17"/>
               </w:rPr>
-              <w:t>-0.0</w:t>
+              <w:t>0.0</w:t>
             </w:r>
           </w:p>
         </w:tc>
@@ -11927,7 +11838,7 @@
               <w:rPr>
                 <w:sz w:val="17"/>
               </w:rPr>
-              <w:t>Year 2</w:t>
+              <w:t>Year 1</w:t>
             </w:r>
           </w:p>
         </w:tc>
@@ -12044,7 +11955,7 @@
               <w:rPr>
                 <w:sz w:val="17"/>
               </w:rPr>
-              <w:t>Year 3</w:t>
+              <w:t>Year 2</w:t>
             </w:r>
           </w:p>
         </w:tc>
@@ -12157,7 +12068,7 @@
               <w:rPr>
                 <w:sz w:val="17"/>
               </w:rPr>
-              <w:t>Year 4</w:t>
+              <w:t>Year 3</w:t>
             </w:r>
           </w:p>
         </w:tc>
@@ -12274,7 +12185,7 @@
               <w:rPr>
                 <w:sz w:val="17"/>
               </w:rPr>
-              <w:t>Year 5</w:t>
+              <w:t>Year 4</w:t>
             </w:r>
           </w:p>
         </w:tc>
@@ -12387,7 +12298,7 @@
               <w:rPr>
                 <w:sz w:val="17"/>
               </w:rPr>
-              <w:t>Year 6</w:t>
+              <w:t>Year 5</w:t>
             </w:r>
           </w:p>
         </w:tc>
@@ -12444,7 +12355,7 @@
               <w:rPr>
                 <w:sz w:val="17"/>
               </w:rPr>
-              <w:t>-0.0</w:t>
+              <w:t>0.0</w:t>
             </w:r>
           </w:p>
         </w:tc>
@@ -12504,7 +12415,7 @@
               <w:rPr>
                 <w:sz w:val="17"/>
               </w:rPr>
-              <w:t>Year 7</w:t>
+              <w:t>Year 6</w:t>
             </w:r>
           </w:p>
         </w:tc>
@@ -12540,7 +12451,7 @@
               <w:rPr>
                 <w:sz w:val="17"/>
               </w:rPr>
-              <w:t>-0.0</w:t>
+              <w:t>0.0</w:t>
             </w:r>
           </w:p>
         </w:tc>
@@ -12558,7 +12469,7 @@
               <w:rPr>
                 <w:sz w:val="17"/>
               </w:rPr>
-              <w:t>-0.0</w:t>
+              <w:t>0.0</w:t>
             </w:r>
           </w:p>
         </w:tc>
@@ -12617,7 +12528,7 @@
               <w:rPr>
                 <w:sz w:val="17"/>
               </w:rPr>
-              <w:t>Year 8</w:t>
+              <w:t>Year 7</w:t>
             </w:r>
           </w:p>
         </w:tc>
@@ -12674,7 +12585,7 @@
               <w:rPr>
                 <w:sz w:val="17"/>
               </w:rPr>
-              <w:t>-0.0</w:t>
+              <w:t>0.0</w:t>
             </w:r>
           </w:p>
         </w:tc>
@@ -12734,7 +12645,7 @@
               <w:rPr>
                 <w:sz w:val="17"/>
               </w:rPr>
-              <w:t>Year 9</w:t>
+              <w:t>Year 8</w:t>
             </w:r>
           </w:p>
         </w:tc>
@@ -12788,7 +12699,7 @@
               <w:rPr>
                 <w:sz w:val="17"/>
               </w:rPr>
-              <w:t>-0.0</w:t>
+              <w:t>0.0</w:t>
             </w:r>
           </w:p>
         </w:tc>
@@ -12847,7 +12758,7 @@
               <w:rPr>
                 <w:sz w:val="17"/>
               </w:rPr>
-              <w:t>Year 10</w:t>
+              <w:t>Year 9</w:t>
             </w:r>
           </w:p>
         </w:tc>
@@ -12904,7 +12815,7 @@
               <w:rPr>
                 <w:sz w:val="17"/>
               </w:rPr>
-              <w:t>-0.0</w:t>
+              <w:t>0.0</w:t>
             </w:r>
           </w:p>
         </w:tc>
@@ -12964,7 +12875,7 @@
               <w:rPr>
                 <w:sz w:val="17"/>
               </w:rPr>
-              <w:t>Year 11</w:t>
+              <w:t>Year 10</w:t>
             </w:r>
           </w:p>
         </w:tc>
@@ -13000,7 +12911,7 @@
               <w:rPr>
                 <w:sz w:val="17"/>
               </w:rPr>
-              <w:t>-0.0</w:t>
+              <w:t>0.0</w:t>
             </w:r>
           </w:p>
         </w:tc>
@@ -13018,7 +12929,7 @@
               <w:rPr>
                 <w:sz w:val="17"/>
               </w:rPr>
-              <w:t>-0.0</w:t>
+              <w:t>0.0</w:t>
             </w:r>
           </w:p>
         </w:tc>
@@ -13255,7 +13166,7 @@
           <w:b w:val="0"/>
           <w:i w:val="0"/>
         </w:rPr>
-        <w:t>Each model collects the delivery payment on a contractual milestone ahead of handover (project month 30 in Green Square and month 45 in L'avenir), which produces a large collection in that month. This timing is a key sensitivity (sections 11 and 13). Evidence of the contractual milestone is to be provided in the data room.</w:t>
+        <w:t>Each model collects the delivery payment on a contractual milestone ahead of handover (project month {G["dp_month"]} in Green Square and month {L["dp_month"]} in L'avenir), which produces a large collection in that month. This timing is a key sensitivity (sections 11 and 13). Evidence of the contractual milestone is to be provided in the data room.</w:t>
       </w:r>
     </w:p>
     <w:p>
@@ -13740,7 +13651,7 @@
           <w:b w:val="0"/>
           <w:i w:val="0"/>
         </w:rPr>
-        <w:t>A 10% overrun lowers project NPV from EGP 215 to 162 million (Green Square) and from EGP 308 to 258 million (L'avenir); a 20% overrun to EGP 109 and 208 million.</w:t>
+        <w:t>A 10% overrun lowers project NPV from EGP 230 to 173 million (Green Square) and from EGP 351 to 294 million (L'avenir); a 20% overrun to EGP 117 and 237 million.</w:t>
       </w:r>
     </w:p>
     <w:p>
@@ -14339,7 +14250,7 @@
           <w:b w:val="0"/>
           <w:i w:val="0"/>
         </w:rPr>
-        <w:t>The ticket equals 61% of the modelled peak cumulative shortage of EGP 102.5 million (month 6). If delivery payments arrive at handover the peak is EGP 269 million; in the downside case EGP 441 million.</w:t>
+        <w:t>The ticket equals 61% of the modelled peak cumulative shortage of EGP 102.5 million (month 0). If delivery payments arrive at handover the peak is EGP 269 million; in the downside case EGP 441 million.</w:t>
       </w:r>
     </w:p>
     <w:p>
@@ -14916,7 +14827,7 @@
           <w:b w:val="0"/>
           <w:i w:val="0"/>
         </w:rPr>
-        <w:t>The ticket equals 61% of the modelled peak cumulative shortage of EGP 102.0 million (month 30). If delivery payments arrive at handover the peak is EGP 244 million; in the downside case EGP 849 million.</w:t>
+        <w:t>The ticket equals 61% of the modelled peak cumulative shortage of EGP 102.0 million (month 18). If delivery payments arrive at handover the peak is EGP 244 million; in the downside case EGP 849 million.</w:t>
       </w:r>
     </w:p>
     <w:p>
@@ -15114,7 +15025,7 @@
               <w:rPr>
                 <w:sz w:val="18"/>
               </w:rPr>
-              <w:t>215</w:t>
+              <w:t>230</w:t>
             </w:r>
           </w:p>
         </w:tc>
@@ -15150,7 +15061,7 @@
               <w:rPr>
                 <w:sz w:val="18"/>
               </w:rPr>
-              <w:t>308</w:t>
+              <w:t>351</w:t>
             </w:r>
           </w:p>
         </w:tc>
@@ -15210,7 +15121,7 @@
               <w:rPr>
                 <w:sz w:val="18"/>
               </w:rPr>
-              <w:t>-34</w:t>
+              <w:t>-36</w:t>
             </w:r>
           </w:p>
         </w:tc>
@@ -15248,7 +15159,7 @@
               <w:rPr>
                 <w:sz w:val="18"/>
               </w:rPr>
-              <w:t>40</w:t>
+              <w:t>45</w:t>
             </w:r>
           </w:p>
         </w:tc>
@@ -15307,7 +15218,7 @@
               <w:rPr>
                 <w:sz w:val="18"/>
               </w:rPr>
-              <w:t>315</w:t>
+              <w:t>336</w:t>
             </w:r>
           </w:p>
         </w:tc>
@@ -15343,7 +15254,7 @@
               <w:rPr>
                 <w:sz w:val="18"/>
               </w:rPr>
-              <w:t>412</w:t>
+              <w:t>469</w:t>
             </w:r>
           </w:p>
         </w:tc>
@@ -15403,7 +15314,7 @@
               <w:rPr>
                 <w:sz w:val="18"/>
               </w:rPr>
-              <w:t>162</w:t>
+              <w:t>173</w:t>
             </w:r>
           </w:p>
         </w:tc>
@@ -15441,7 +15352,7 @@
               <w:rPr>
                 <w:sz w:val="18"/>
               </w:rPr>
-              <w:t>258</w:t>
+              <w:t>294</w:t>
             </w:r>
           </w:p>
         </w:tc>
@@ -15500,7 +15411,7 @@
               <w:rPr>
                 <w:sz w:val="18"/>
               </w:rPr>
-              <w:t>125</w:t>
+              <w:t>134</w:t>
             </w:r>
           </w:p>
         </w:tc>
@@ -15536,7 +15447,7 @@
               <w:rPr>
                 <w:sz w:val="18"/>
               </w:rPr>
-              <w:t>209</w:t>
+              <w:t>239</w:t>
             </w:r>
           </w:p>
         </w:tc>
@@ -15596,7 +15507,7 @@
               <w:rPr>
                 <w:sz w:val="18"/>
               </w:rPr>
-              <w:t>155</w:t>
+              <w:t>166</w:t>
             </w:r>
           </w:p>
         </w:tc>
@@ -15634,7 +15545,7 @@
               <w:rPr>
                 <w:sz w:val="18"/>
               </w:rPr>
-              <w:t>275</w:t>
+              <w:t>313</w:t>
             </w:r>
           </w:p>
         </w:tc>
@@ -15693,7 +15604,7 @@
               <w:rPr>
                 <w:sz w:val="18"/>
               </w:rPr>
-              <w:t>-81</w:t>
+              <w:t>-86</w:t>
             </w:r>
           </w:p>
         </w:tc>
@@ -15729,7 +15640,7 @@
               <w:rPr>
                 <w:sz w:val="18"/>
               </w:rPr>
-              <w:t>14</w:t>
+              <w:t>16</w:t>
             </w:r>
           </w:p>
         </w:tc>
@@ -15834,7 +15745,7 @@
           <w:color w:val="17324D"/>
           <w:sz w:val="18"/>
         </w:rPr>
-        <w:t xml:space="preserve">Figure 3: Cumulative net cash flow of the two projects and combined. </w:t>
+        <w:t xml:space="preserve">Figure 3: Cumulative net cash flow of the two projects and combined (common calendar). </w:t>
       </w:r>
       <w:r>
         <w:rPr>
@@ -15842,7 +15753,7 @@
           <w:color w:val="6B7280"/>
           <w:sz w:val="18"/>
         </w:rPr>
-        <w:t>Source: Jalour financial model; Financial Annex, Combined_Position sheet</w:t>
+        <w:t>Source: Jalour financial model; Financial Annex, Combined_Position sheet. Months are counted from the Green Square launch (month 1); L'avenir launches in month 7, as in the combined Jalour model</w:t>
       </w:r>
     </w:p>
     <w:p>
@@ -16086,7 +15997,7 @@
               <w:rPr>
                 <w:sz w:val="18"/>
               </w:rPr>
-              <w:t>15</w:t>
+              <w:t>9</w:t>
             </w:r>
           </w:p>
         </w:tc>
@@ -16185,7 +16096,7 @@
               <w:rPr>
                 <w:sz w:val="18"/>
               </w:rPr>
-              <w:t>54</w:t>
+              <w:t>48</w:t>
             </w:r>
           </w:p>
         </w:tc>
@@ -16279,7 +16190,7 @@
               <w:rPr>
                 <w:sz w:val="18"/>
               </w:rPr>
-              <w:t>12</w:t>
+              <w:t>6</w:t>
             </w:r>
           </w:p>
         </w:tc>
@@ -16378,7 +16289,7 @@
               <w:rPr>
                 <w:sz w:val="18"/>
               </w:rPr>
-              <w:t>27</w:t>
+              <w:t>21</w:t>
             </w:r>
           </w:p>
         </w:tc>
@@ -16472,7 +16383,7 @@
               <w:rPr>
                 <w:sz w:val="18"/>
               </w:rPr>
-              <w:t>30</w:t>
+              <w:t>24</w:t>
             </w:r>
           </w:p>
         </w:tc>
@@ -16571,7 +16482,7 @@
               <w:rPr>
                 <w:sz w:val="18"/>
               </w:rPr>
-              <w:t>45</w:t>
+              <w:t>39</w:t>
             </w:r>
           </w:p>
         </w:tc>
@@ -16665,7 +16576,7 @@
               <w:rPr>
                 <w:sz w:val="18"/>
               </w:rPr>
-              <w:t>54</w:t>
+              <w:t>48</w:t>
             </w:r>
           </w:p>
         </w:tc>
@@ -16682,7 +16593,7 @@
           <w:b w:val="0"/>
           <w:i w:val="0"/>
         </w:rPr>
-        <w:t>In the base case the combined position is lowest at EGP 168.0 million in month 15 and is positive from month 30. The stress cases matter more than the base case. When sales slip or delivery payments arrive late, both projects are short at the same time and the combined need is the sum of the two, not the offset of one against the other. Jalour's ability to cover gaps therefore rests mainly on its cash reserves and on other projects' cash outside these two, which are not shown here. Presenting the projects together creates no cross-collateral or cross-default; the investor's claim in each project is on that project's company only.</w:t>
+        <w:t>In the base case the combined position is lowest at EGP 168.0 million in month 9 and is positive from month 24, counting months on the common calendar (Green Square launch = month 1; L'avenir launch = month 7). The stress cases matter more than the base case. When sales slip or delivery payments arrive late, both projects are short at the same time and the combined need is the sum of the two, not the offset of one against the other. Jalour's ability to cover gaps therefore rests mainly on its cash reserves and on other projects' cash outside these two, which are not shown here. Presenting the projects together creates no cross-collateral or cross-default; the investor's claim in each project is on that project's company only.</w:t>
       </w:r>
     </w:p>
     <w:p>
@@ -16864,7 +16775,7 @@
               <w:rPr>
                 <w:sz w:val="19"/>
               </w:rPr>
-              <w:t>Unsold units in the first two sales tranches of each project (Green Square months 9 and 12, EGP 606 million at list; L'avenir months 15 and 18, EGP 725 million). The investor receives 20.6% and 17.3% of them. The 20% of units retained by Jalour are not used</w:t>
+              <w:t>Unsold units in the first two sales tranches of each project (Green Square months 3 and 6, EGP 606 million at list; L'avenir months 3 and 6, EGP 725 million). The investor receives 20.6% and 17.3% of them.</w:t>
             </w:r>
           </w:p>
         </w:tc>
@@ -17068,7 +16979,7 @@
               <w:rPr>
                 <w:sz w:val="19"/>
               </w:rPr>
-              <w:t>Handover in month 48 (Green Square) and 54 (L'avenir); resale over four quarters from three months later; 3% cost</w:t>
+              <w:t>Handover in month 42 (Green Square) and 42 (L'avenir); resale over four quarters from three months later; 3% cost</w:t>
             </w:r>
           </w:p>
         </w:tc>
@@ -17340,7 +17251,7 @@
               <w:rPr>
                 <w:sz w:val="19"/>
               </w:rPr>
-              <w:t>12 equal quarterly instalments of EGP 11.98 million per project: Green Square months 30 to 63; L'avenir months 39 to 72</w:t>
+              <w:t>12 equal quarterly instalments of EGP 11.98 million per project: Green Square months 24 to 57; L'avenir months 27 to 60</w:t>
             </w:r>
           </w:p>
         </w:tc>
@@ -17686,7 +17597,7 @@
               <w:rPr>
                 <w:sz w:val="18"/>
               </w:rPr>
-              <w:t>30</w:t>
+              <w:t>24</w:t>
             </w:r>
           </w:p>
         </w:tc>
@@ -17704,7 +17615,7 @@
               <w:rPr>
                 <w:sz w:val="18"/>
               </w:rPr>
-              <w:t>39</w:t>
+              <w:t>27</w:t>
             </w:r>
           </w:p>
         </w:tc>
@@ -17801,7 +17712,7 @@
               <w:rPr>
                 <w:sz w:val="18"/>
               </w:rPr>
-              <w:t>33</w:t>
+              <w:t>27</w:t>
             </w:r>
           </w:p>
         </w:tc>
@@ -17820,7 +17731,7 @@
               <w:rPr>
                 <w:sz w:val="18"/>
               </w:rPr>
-              <w:t>42</w:t>
+              <w:t>30</w:t>
             </w:r>
           </w:p>
         </w:tc>
@@ -17918,7 +17829,7 @@
               <w:rPr>
                 <w:sz w:val="18"/>
               </w:rPr>
-              <w:t>36</w:t>
+              <w:t>30</w:t>
             </w:r>
           </w:p>
         </w:tc>
@@ -17936,7 +17847,7 @@
               <w:rPr>
                 <w:sz w:val="18"/>
               </w:rPr>
-              <w:t>45</w:t>
+              <w:t>33</w:t>
             </w:r>
           </w:p>
         </w:tc>
@@ -18033,7 +17944,7 @@
               <w:rPr>
                 <w:sz w:val="18"/>
               </w:rPr>
-              <w:t>39</w:t>
+              <w:t>33</w:t>
             </w:r>
           </w:p>
         </w:tc>
@@ -18052,7 +17963,7 @@
               <w:rPr>
                 <w:sz w:val="18"/>
               </w:rPr>
-              <w:t>48</w:t>
+              <w:t>36</w:t>
             </w:r>
           </w:p>
         </w:tc>
@@ -18150,7 +18061,7 @@
               <w:rPr>
                 <w:sz w:val="18"/>
               </w:rPr>
-              <w:t>42</w:t>
+              <w:t>36</w:t>
             </w:r>
           </w:p>
         </w:tc>
@@ -18168,7 +18079,7 @@
               <w:rPr>
                 <w:sz w:val="18"/>
               </w:rPr>
-              <w:t>51</w:t>
+              <w:t>39</w:t>
             </w:r>
           </w:p>
         </w:tc>
@@ -18265,7 +18176,7 @@
               <w:rPr>
                 <w:sz w:val="18"/>
               </w:rPr>
-              <w:t>45</w:t>
+              <w:t>39</w:t>
             </w:r>
           </w:p>
         </w:tc>
@@ -18284,7 +18195,7 @@
               <w:rPr>
                 <w:sz w:val="18"/>
               </w:rPr>
-              <w:t>54</w:t>
+              <w:t>42</w:t>
             </w:r>
           </w:p>
         </w:tc>
@@ -18382,7 +18293,7 @@
               <w:rPr>
                 <w:sz w:val="18"/>
               </w:rPr>
-              <w:t>48</w:t>
+              <w:t>42</w:t>
             </w:r>
           </w:p>
         </w:tc>
@@ -18400,7 +18311,7 @@
               <w:rPr>
                 <w:sz w:val="18"/>
               </w:rPr>
-              <w:t>57</w:t>
+              <w:t>45</w:t>
             </w:r>
           </w:p>
         </w:tc>
@@ -18497,7 +18408,7 @@
               <w:rPr>
                 <w:sz w:val="18"/>
               </w:rPr>
-              <w:t>51</w:t>
+              <w:t>45</w:t>
             </w:r>
           </w:p>
         </w:tc>
@@ -18516,7 +18427,7 @@
               <w:rPr>
                 <w:sz w:val="18"/>
               </w:rPr>
-              <w:t>60</w:t>
+              <w:t>48</w:t>
             </w:r>
           </w:p>
         </w:tc>
@@ -18614,7 +18525,7 @@
               <w:rPr>
                 <w:sz w:val="18"/>
               </w:rPr>
-              <w:t>54</w:t>
+              <w:t>48</w:t>
             </w:r>
           </w:p>
         </w:tc>
@@ -18632,7 +18543,7 @@
               <w:rPr>
                 <w:sz w:val="18"/>
               </w:rPr>
-              <w:t>63</w:t>
+              <w:t>51</w:t>
             </w:r>
           </w:p>
         </w:tc>
@@ -18729,7 +18640,7 @@
               <w:rPr>
                 <w:sz w:val="18"/>
               </w:rPr>
-              <w:t>57</w:t>
+              <w:t>51</w:t>
             </w:r>
           </w:p>
         </w:tc>
@@ -18748,7 +18659,7 @@
               <w:rPr>
                 <w:sz w:val="18"/>
               </w:rPr>
-              <w:t>66</w:t>
+              <w:t>54</w:t>
             </w:r>
           </w:p>
         </w:tc>
@@ -18846,7 +18757,7 @@
               <w:rPr>
                 <w:sz w:val="18"/>
               </w:rPr>
-              <w:t>60</w:t>
+              <w:t>54</w:t>
             </w:r>
           </w:p>
         </w:tc>
@@ -18864,7 +18775,7 @@
               <w:rPr>
                 <w:sz w:val="18"/>
               </w:rPr>
-              <w:t>69</w:t>
+              <w:t>57</w:t>
             </w:r>
           </w:p>
         </w:tc>
@@ -18961,7 +18872,7 @@
               <w:rPr>
                 <w:sz w:val="18"/>
               </w:rPr>
-              <w:t>63</w:t>
+              <w:t>57</w:t>
             </w:r>
           </w:p>
         </w:tc>
@@ -18980,7 +18891,7 @@
               <w:rPr>
                 <w:sz w:val="18"/>
               </w:rPr>
-              <w:t>72</w:t>
+              <w:t>60</w:t>
             </w:r>
           </w:p>
         </w:tc>
@@ -19072,7 +18983,7 @@
           <w:b w:val="0"/>
           <w:i/>
         </w:rPr>
-        <w:t>All returns are projections, labelled by case. IRRs are annual, compounded from quarterly flows, on the combined EGP 125 million; the investor funds in months 3 and 12.</w:t>
+        <w:t>All returns are projections, labelled by case. IRRs are annual, compounded from quarterly flows, on the combined EGP 125 million; the investor funds in month {G["t0"]} in Green Square and month {L["t0"]} in L'avenir, on each project's own timeline.</w:t>
       </w:r>
     </w:p>
     <w:p>
@@ -20103,7 +20014,7 @@
           <w:b w:val="0"/>
           <w:i w:val="0"/>
         </w:rPr>
-        <w:t xml:space="preserve"> Giving the investor units from the first two sales tranches of each project removes that share of those tranches' collections. Jalour receives the tickets at funding and forgoes those collections (the units' face value of EGP 250 million at list) as they would have been received, partly offset by commission saved. The landlord share is unchanged. On this basis Jalour's combined cost of capital is 21.6% and the NPV effect at 14% is EGP -24.9 million. Peak cumulative shortage before the tickets rises to EGP 106.9 million (Green Square) and EGP 123.8 million (L'avenir).</w:t>
+        <w:t xml:space="preserve"> Giving the investor units from the first two sales tranches of each project removes that share of those tranches' collections. Jalour receives the tickets at funding and forgoes those collections (the units' face value of EGP 250 million at list) as they would have been received, partly offset by commission saved. The landlord share is unchanged. On this basis Jalour's combined cost of capital is 21.6% and the NPV effect at 14% is EGP -26.6 million. Peak cumulative shortage before the tickets rises to EGP 106.9 million (Green Square) and EGP 123.8 million (L'avenir).</w:t>
       </w:r>
     </w:p>
     <w:p>
@@ -20725,7 +20636,7 @@
           <w:b w:val="0"/>
           <w:i w:val="0"/>
         </w:rPr>
-        <w:t>In the base case the lowest combined pooled cash is EGP -43.0 million in month 15. Instalments are fixed, so the investor's IRR is the same in every case if Jalour pays. What changes is the cash available to pay: in the downside and handover cases pooled cash falls below zero and Jalour must fund the difference. Negative figures above are the amount Jalour would have to provide from sponsor equity or other capital sources.</w:t>
+        <w:t>In the base case the lowest combined pooled cash is EGP -43.0 million in month 9. Instalments are fixed, so the investor's IRR is the same in every case if Jalour pays. What changes is the cash available to pay: in the downside and handover cases pooled cash falls below zero and Jalour must fund the difference. Negative figures above are the amount Jalour would have to provide from sponsor equity or other capital sources.</w:t>
       </w:r>
     </w:p>
     <w:p>
@@ -21138,7 +21049,7 @@
               <w:rPr>
                 <w:sz w:val="17"/>
               </w:rPr>
-              <w:t>30</w:t>
+              <w:t>24</w:t>
             </w:r>
           </w:p>
         </w:tc>
@@ -21233,7 +21144,7 @@
               <w:rPr>
                 <w:sz w:val="17"/>
               </w:rPr>
-              <w:t>33</w:t>
+              <w:t>27</w:t>
             </w:r>
           </w:p>
         </w:tc>
@@ -21331,7 +21242,7 @@
               <w:rPr>
                 <w:sz w:val="17"/>
               </w:rPr>
-              <w:t>36</w:t>
+              <w:t>30</w:t>
             </w:r>
           </w:p>
         </w:tc>
@@ -21426,7 +21337,7 @@
               <w:rPr>
                 <w:sz w:val="17"/>
               </w:rPr>
-              <w:t>39</w:t>
+              <w:t>33</w:t>
             </w:r>
           </w:p>
         </w:tc>
@@ -21524,7 +21435,7 @@
               <w:rPr>
                 <w:sz w:val="17"/>
               </w:rPr>
-              <w:t>42</w:t>
+              <w:t>36</w:t>
             </w:r>
           </w:p>
         </w:tc>
@@ -21619,7 +21530,7 @@
               <w:rPr>
                 <w:sz w:val="17"/>
               </w:rPr>
-              <w:t>45</w:t>
+              <w:t>39</w:t>
             </w:r>
           </w:p>
         </w:tc>
@@ -21717,7 +21628,7 @@
               <w:rPr>
                 <w:sz w:val="17"/>
               </w:rPr>
-              <w:t>48</w:t>
+              <w:t>42</w:t>
             </w:r>
           </w:p>
         </w:tc>
@@ -21812,7 +21723,7 @@
               <w:rPr>
                 <w:sz w:val="17"/>
               </w:rPr>
-              <w:t>51</w:t>
+              <w:t>45</w:t>
             </w:r>
           </w:p>
         </w:tc>
@@ -21910,7 +21821,7 @@
               <w:rPr>
                 <w:sz w:val="17"/>
               </w:rPr>
-              <w:t>54</w:t>
+              <w:t>48</w:t>
             </w:r>
           </w:p>
         </w:tc>
@@ -22005,7 +21916,7 @@
               <w:rPr>
                 <w:sz w:val="17"/>
               </w:rPr>
-              <w:t>57</w:t>
+              <w:t>51</w:t>
             </w:r>
           </w:p>
         </w:tc>
@@ -22103,7 +22014,7 @@
               <w:rPr>
                 <w:sz w:val="17"/>
               </w:rPr>
-              <w:t>60</w:t>
+              <w:t>54</w:t>
             </w:r>
           </w:p>
         </w:tc>
@@ -22198,7 +22109,7 @@
               <w:rPr>
                 <w:sz w:val="17"/>
               </w:rPr>
-              <w:t>63</w:t>
+              <w:t>57</w:t>
             </w:r>
           </w:p>
         </w:tc>
@@ -22454,7 +22365,7 @@
               <w:rPr>
                 <w:sz w:val="17"/>
               </w:rPr>
-              <w:t>39</w:t>
+              <w:t>27</w:t>
             </w:r>
           </w:p>
         </w:tc>
@@ -22549,7 +22460,7 @@
               <w:rPr>
                 <w:sz w:val="17"/>
               </w:rPr>
-              <w:t>42</w:t>
+              <w:t>30</w:t>
             </w:r>
           </w:p>
         </w:tc>
@@ -22647,7 +22558,7 @@
               <w:rPr>
                 <w:sz w:val="17"/>
               </w:rPr>
-              <w:t>45</w:t>
+              <w:t>33</w:t>
             </w:r>
           </w:p>
         </w:tc>
@@ -22742,7 +22653,7 @@
               <w:rPr>
                 <w:sz w:val="17"/>
               </w:rPr>
-              <w:t>48</w:t>
+              <w:t>36</w:t>
             </w:r>
           </w:p>
         </w:tc>
@@ -22840,7 +22751,7 @@
               <w:rPr>
                 <w:sz w:val="17"/>
               </w:rPr>
-              <w:t>51</w:t>
+              <w:t>39</w:t>
             </w:r>
           </w:p>
         </w:tc>
@@ -22935,7 +22846,7 @@
               <w:rPr>
                 <w:sz w:val="17"/>
               </w:rPr>
-              <w:t>54</w:t>
+              <w:t>42</w:t>
             </w:r>
           </w:p>
         </w:tc>
@@ -23033,7 +22944,7 @@
               <w:rPr>
                 <w:sz w:val="17"/>
               </w:rPr>
-              <w:t>57</w:t>
+              <w:t>45</w:t>
             </w:r>
           </w:p>
         </w:tc>
@@ -23128,7 +23039,7 @@
               <w:rPr>
                 <w:sz w:val="17"/>
               </w:rPr>
-              <w:t>60</w:t>
+              <w:t>48</w:t>
             </w:r>
           </w:p>
         </w:tc>
@@ -23226,7 +23137,7 @@
               <w:rPr>
                 <w:sz w:val="17"/>
               </w:rPr>
-              <w:t>63</w:t>
+              <w:t>51</w:t>
             </w:r>
           </w:p>
         </w:tc>
@@ -23321,7 +23232,7 @@
               <w:rPr>
                 <w:sz w:val="17"/>
               </w:rPr>
-              <w:t>66</w:t>
+              <w:t>54</w:t>
             </w:r>
           </w:p>
         </w:tc>
@@ -23419,7 +23330,7 @@
               <w:rPr>
                 <w:sz w:val="17"/>
               </w:rPr>
-              <w:t>69</w:t>
+              <w:t>57</w:t>
             </w:r>
           </w:p>
         </w:tc>
@@ -23514,7 +23425,7 @@
               <w:rPr>
                 <w:sz w:val="17"/>
               </w:rPr>
-              <w:t>72</w:t>
+              <w:t>60</w:t>
             </w:r>
           </w:p>
         </w:tc>
@@ -24186,7 +24097,7 @@
               <w:rPr>
                 <w:sz w:val="17"/>
               </w:rPr>
-              <w:t>215</w:t>
+              <w:t>230</w:t>
             </w:r>
           </w:p>
         </w:tc>
@@ -24342,7 +24253,7 @@
               <w:rPr>
                 <w:sz w:val="17"/>
               </w:rPr>
-              <w:t>116</w:t>
+              <w:t>124</w:t>
             </w:r>
           </w:p>
         </w:tc>
@@ -24421,7 +24332,7 @@
               <w:rPr>
                 <w:sz w:val="17"/>
               </w:rPr>
-              <w:t>315</w:t>
+              <w:t>336</w:t>
             </w:r>
           </w:p>
         </w:tc>
@@ -24498,7 +24409,7 @@
               <w:rPr>
                 <w:sz w:val="17"/>
               </w:rPr>
-              <w:t>414</w:t>
+              <w:t>442</w:t>
             </w:r>
           </w:p>
         </w:tc>
@@ -24577,7 +24488,7 @@
               <w:rPr>
                 <w:sz w:val="17"/>
               </w:rPr>
-              <w:t>129</w:t>
+              <w:t>138</w:t>
             </w:r>
           </w:p>
         </w:tc>
@@ -24654,7 +24565,7 @@
               <w:rPr>
                 <w:sz w:val="17"/>
               </w:rPr>
-              <w:t>49</w:t>
+              <w:t>52</w:t>
             </w:r>
           </w:p>
         </w:tc>
@@ -24733,7 +24644,7 @@
               <w:rPr>
                 <w:sz w:val="17"/>
               </w:rPr>
-              <w:t>-26</w:t>
+              <w:t>-28</w:t>
             </w:r>
           </w:p>
         </w:tc>
@@ -24810,7 +24721,7 @@
               <w:rPr>
                 <w:sz w:val="17"/>
               </w:rPr>
-              <w:t>-97</w:t>
+              <w:t>-103</w:t>
             </w:r>
           </w:p>
         </w:tc>
@@ -24889,7 +24800,7 @@
               <w:rPr>
                 <w:sz w:val="17"/>
               </w:rPr>
-              <w:t>162</w:t>
+              <w:t>173</w:t>
             </w:r>
           </w:p>
         </w:tc>
@@ -24966,7 +24877,7 @@
               <w:rPr>
                 <w:sz w:val="17"/>
               </w:rPr>
-              <w:t>109</w:t>
+              <w:t>117</w:t>
             </w:r>
           </w:p>
         </w:tc>
@@ -25045,7 +24956,7 @@
               <w:rPr>
                 <w:sz w:val="17"/>
               </w:rPr>
-              <w:t>170</w:t>
+              <w:t>181</w:t>
             </w:r>
           </w:p>
         </w:tc>
@@ -25122,7 +25033,7 @@
               <w:rPr>
                 <w:sz w:val="17"/>
               </w:rPr>
-              <w:t>125</w:t>
+              <w:t>134</w:t>
             </w:r>
           </w:p>
         </w:tc>
@@ -25201,7 +25112,7 @@
               <w:rPr>
                 <w:sz w:val="17"/>
               </w:rPr>
-              <w:t>41</w:t>
+              <w:t>44</w:t>
             </w:r>
           </w:p>
         </w:tc>
@@ -25475,7 +25386,7 @@
               <w:rPr>
                 <w:sz w:val="17"/>
               </w:rPr>
-              <w:t>308</w:t>
+              <w:t>351</w:t>
             </w:r>
           </w:p>
         </w:tc>
@@ -25554,7 +25465,7 @@
               <w:rPr>
                 <w:sz w:val="17"/>
               </w:rPr>
-              <w:t>100</w:t>
+              <w:t>113</w:t>
             </w:r>
           </w:p>
         </w:tc>
@@ -25631,7 +25542,7 @@
               <w:rPr>
                 <w:sz w:val="17"/>
               </w:rPr>
-              <w:t>204</w:t>
+              <w:t>232</w:t>
             </w:r>
           </w:p>
         </w:tc>
@@ -25710,7 +25621,7 @@
               <w:rPr>
                 <w:sz w:val="17"/>
               </w:rPr>
-              <w:t>412</w:t>
+              <w:t>469</w:t>
             </w:r>
           </w:p>
         </w:tc>
@@ -25787,7 +25698,7 @@
               <w:rPr>
                 <w:sz w:val="17"/>
               </w:rPr>
-              <w:t>516</w:t>
+              <w:t>588</w:t>
             </w:r>
           </w:p>
         </w:tc>
@@ -25866,7 +25777,7 @@
               <w:rPr>
                 <w:sz w:val="17"/>
               </w:rPr>
-              <w:t>214</w:t>
+              <w:t>244</w:t>
             </w:r>
           </w:p>
         </w:tc>
@@ -25943,7 +25854,7 @@
               <w:rPr>
                 <w:sz w:val="17"/>
               </w:rPr>
-              <w:t>126</w:t>
+              <w:t>143</w:t>
             </w:r>
           </w:p>
         </w:tc>
@@ -26022,7 +25933,7 @@
               <w:rPr>
                 <w:sz w:val="17"/>
               </w:rPr>
-              <w:t>43</w:t>
+              <w:t>49</w:t>
             </w:r>
           </w:p>
         </w:tc>
@@ -26099,7 +26010,7 @@
               <w:rPr>
                 <w:sz w:val="17"/>
               </w:rPr>
-              <w:t>-34</w:t>
+              <w:t>-38</w:t>
             </w:r>
           </w:p>
         </w:tc>
@@ -26178,7 +26089,7 @@
               <w:rPr>
                 <w:sz w:val="17"/>
               </w:rPr>
-              <w:t>258</w:t>
+              <w:t>294</w:t>
             </w:r>
           </w:p>
         </w:tc>
@@ -26255,7 +26166,7 @@
               <w:rPr>
                 <w:sz w:val="17"/>
               </w:rPr>
-              <w:t>208</w:t>
+              <w:t>237</w:t>
             </w:r>
           </w:p>
         </w:tc>
@@ -26334,7 +26245,7 @@
               <w:rPr>
                 <w:sz w:val="17"/>
               </w:rPr>
-              <w:t>258</w:t>
+              <w:t>294</w:t>
             </w:r>
           </w:p>
         </w:tc>
@@ -26411,7 +26322,7 @@
               <w:rPr>
                 <w:sz w:val="17"/>
               </w:rPr>
-              <w:t>209</w:t>
+              <w:t>239</w:t>
             </w:r>
           </w:p>
         </w:tc>
@@ -26490,7 +26401,7 @@
               <w:rPr>
                 <w:sz w:val="17"/>
               </w:rPr>
-              <w:t>117</w:t>
+              <w:t>134</w:t>
             </w:r>
           </w:p>
         </w:tc>
@@ -26767,7 +26678,7 @@
               <w:rPr>
                 <w:sz w:val="18"/>
               </w:rPr>
-              <w:t>Earmark of unsold units with a list value of at least the ticket (substitution of equal value allowed); Jalour retained units not used</w:t>
+              <w:t>Earmark of unsold units with a list value of at least the ticket (substitution of equal value allowed)</w:t>
             </w:r>
           </w:p>
         </w:tc>
@@ -27327,7 +27238,7 @@
           <w:b w:val="0"/>
           <w:i w:val="0"/>
         </w:rPr>
-        <w:t>Handover is in project month 48 (Green Square) and 54 (L'avenir); units can be registered and sold from handover. The base case assumes sale over four quarters from three months after handover.</w:t>
+        <w:t>Handover is in project month 42 (Green Square) and 42 (L'avenir); units can be registered and sold from handover. The base case assumes sale over four quarters from three months after handover.</w:t>
       </w:r>
     </w:p>
     <w:p>
@@ -27370,7 +27281,7 @@
           <w:b w:val="0"/>
           <w:i w:val="0"/>
         </w:rPr>
-        <w:t>Cash is returned through the instalments in section 12.2. There is no market for the entitlement. Transfer to a third party requires Jalour's consent. Combined payback (cumulative cash returned equals the combined tickets) occurs in month 48 for Option B and month 57 for Option A in the base case.</w:t>
+        <w:t>Cash is returned through the instalments in section 12.2. There is no market for the entitlement. Transfer to a third party requires Jalour's consent. Combined payback (cumulative cash returned equals the combined tickets) occurs in month 42 for Option B and month 51 for Option A in the base case.</w:t>
       </w:r>
     </w:p>
     <w:p>
@@ -27425,7 +27336,7 @@
           <w:b w:val="0"/>
           <w:i w:val="0"/>
         </w:rPr>
-        <w:t>The pipeline of Cairo offices equals 82% of current stock by 2029 (Knight Frank). If sales are delayed 12 months project NPV falls to EGP 49 million (Green Square) and EGP 126 million (L'avenir), and peak funding needs rise to EGP 408 and 779 million. Mitigant: Jalour funding undertaking; phased sales.</w:t>
+        <w:t>The pipeline of Cairo offices equals 82% of current stock by 2029 (Knight Frank). If sales are delayed 12 months project NPV falls to EGP 52 million (Green Square) and EGP 143 million (L'avenir), and peak funding needs rise to EGP 408 and 779 million. Mitigant: Jalour funding undertaking; phased sales.</w:t>
       </w:r>
     </w:p>
     <w:p>
@@ -27459,7 +27370,7 @@
           <w:b w:val="0"/>
           <w:i w:val="0"/>
         </w:rPr>
-        <w:t>Construction cost is flat in the models. A 10% overrun lowers combined NPV by EGP 103 million. Mitigant: 5% contingency; contractor pricing in the data room; fixed-price contracting to be sought.</w:t>
+        <w:t>Construction cost is flat in the models. A 10% overrun lowers combined NPV by EGP 113 million. Mitigant: 5% contingency; contractor pricing in the data room; fixed-price contracting to be sought.</w:t>
       </w:r>
     </w:p>
     <w:p>
@@ -28396,7 +28307,7 @@
               <w:rPr>
                 <w:sz w:val="19"/>
               </w:rPr>
-              <w:t>215.3 / 307.5</w:t>
+              <w:t>229.9 / 350.6</w:t>
             </w:r>
           </w:p>
         </w:tc>
